--- a/Тестирование LActio.docx
+++ b/Тестирование LActio.docx
@@ -61,6 +61,7 @@
         </w:rPr>
         <w:t xml:space="preserve">Проект: </w:t>
       </w:r>
+      <w:proofErr w:type="spellStart"/>
       <w:r>
         <w:rPr>
           <w:rFonts w:ascii="Times New Roman" w:hAnsi="Times New Roman" w:cs="Times New Roman"/>
@@ -73,6 +74,7 @@
         </w:rPr>
         <w:t>LActio</w:t>
       </w:r>
+      <w:proofErr w:type="spellEnd"/>
       <w:r>
         <w:rPr>
           <w:rFonts w:ascii="Times New Roman" w:hAnsi="Times New Roman" w:cs="Times New Roman"/>
@@ -82,18 +84,7 @@
           <w:sz w:val="28"/>
           <w:szCs w:val="28"/>
         </w:rPr>
-        <w:t xml:space="preserve"> — Система </w:t>
-      </w:r>
-      <w:r>
-        <w:rPr>
-          <w:rFonts w:ascii="Times New Roman" w:hAnsi="Times New Roman" w:cs="Times New Roman"/>
-          <w:i w:val="0"/>
-          <w:iCs w:val="0"/>
-          <w:color w:val="000000" w:themeColor="text1"/>
-          <w:sz w:val="28"/>
-          <w:szCs w:val="28"/>
-        </w:rPr>
-        <w:t>ведения записи на сервис в дилерских автоцентрах</w:t>
+        <w:t xml:space="preserve"> — Система ведения записи на сервис в дилерских автоцентрах</w:t>
       </w:r>
     </w:p>
     <w:p>
@@ -1229,23 +1220,7 @@
                 <w:sz w:val="28"/>
                 <w:szCs w:val="28"/>
               </w:rPr>
-              <w:t>Открыть существующую запись со статусом</w:t>
-            </w:r>
-            <w:r>
-              <w:rPr>
-                <w:rFonts w:ascii="Times New Roman" w:hAnsi="Times New Roman" w:cs="Times New Roman"/>
-                <w:sz w:val="28"/>
-                <w:szCs w:val="28"/>
-              </w:rPr>
-              <w:t xml:space="preserve"> </w:t>
-            </w:r>
-            <w:r>
-              <w:rPr>
-                <w:rFonts w:ascii="Times New Roman" w:hAnsi="Times New Roman" w:cs="Times New Roman"/>
-                <w:sz w:val="28"/>
-                <w:szCs w:val="28"/>
-              </w:rPr>
-              <w:t>«черновик»</w:t>
+              <w:t>Открыть существующую запись со статусом «черновик»</w:t>
             </w:r>
           </w:p>
           <w:p>
@@ -1479,23 +1454,7 @@
                 <w:sz w:val="28"/>
                 <w:szCs w:val="28"/>
               </w:rPr>
-              <w:t>Открыть существующую запись со статусом «</w:t>
-            </w:r>
-            <w:r>
-              <w:rPr>
-                <w:rFonts w:ascii="Times New Roman" w:hAnsi="Times New Roman" w:cs="Times New Roman"/>
-                <w:sz w:val="28"/>
-                <w:szCs w:val="28"/>
-              </w:rPr>
-              <w:t>активна</w:t>
-            </w:r>
-            <w:r>
-              <w:rPr>
-                <w:rFonts w:ascii="Times New Roman" w:hAnsi="Times New Roman" w:cs="Times New Roman"/>
-                <w:sz w:val="28"/>
-                <w:szCs w:val="28"/>
-              </w:rPr>
-              <w:t>»</w:t>
+              <w:t>Открыть существующую запись со статусом «активна»</w:t>
             </w:r>
           </w:p>
           <w:p>
@@ -1520,23 +1479,7 @@
                 <w:sz w:val="28"/>
                 <w:szCs w:val="28"/>
               </w:rPr>
-              <w:t>Нажать кнопку «</w:t>
-            </w:r>
-            <w:r>
-              <w:rPr>
-                <w:rFonts w:ascii="Times New Roman" w:hAnsi="Times New Roman" w:cs="Times New Roman"/>
-                <w:sz w:val="28"/>
-                <w:szCs w:val="28"/>
-              </w:rPr>
-              <w:t>Завершить</w:t>
-            </w:r>
-            <w:r>
-              <w:rPr>
-                <w:rFonts w:ascii="Times New Roman" w:hAnsi="Times New Roman" w:cs="Times New Roman"/>
-                <w:sz w:val="28"/>
-                <w:szCs w:val="28"/>
-              </w:rPr>
-              <w:t>»</w:t>
+              <w:t>Нажать кнопку «Завершить»</w:t>
             </w:r>
           </w:p>
           <w:p>
@@ -1575,31 +1518,7 @@
                 <w:sz w:val="28"/>
                 <w:szCs w:val="28"/>
               </w:rPr>
-              <w:t>Статус записи меняется на «</w:t>
-            </w:r>
-            <w:r>
-              <w:rPr>
-                <w:rFonts w:ascii="Times New Roman" w:hAnsi="Times New Roman" w:cs="Times New Roman"/>
-                <w:sz w:val="28"/>
-                <w:szCs w:val="28"/>
-              </w:rPr>
-              <w:t>завершена</w:t>
-            </w:r>
-            <w:r>
-              <w:rPr>
-                <w:rFonts w:ascii="Times New Roman" w:hAnsi="Times New Roman" w:cs="Times New Roman"/>
-                <w:sz w:val="28"/>
-                <w:szCs w:val="28"/>
-              </w:rPr>
-              <w:t>»</w:t>
-            </w:r>
-            <w:r>
-              <w:rPr>
-                <w:rFonts w:ascii="Times New Roman" w:hAnsi="Times New Roman" w:cs="Times New Roman"/>
-                <w:sz w:val="28"/>
-                <w:szCs w:val="28"/>
-              </w:rPr>
-              <w:t>, кнопки редактирования и удаления станут недоступны</w:t>
+              <w:t>Статус записи меняется на «завершена», кнопки редактирования и удаления станут недоступны</w:t>
             </w:r>
           </w:p>
         </w:tc>
@@ -1787,23 +1706,7 @@
                 <w:sz w:val="28"/>
                 <w:szCs w:val="28"/>
               </w:rPr>
-              <w:t>Нажать кнопку «</w:t>
-            </w:r>
-            <w:r>
-              <w:rPr>
-                <w:rFonts w:ascii="Times New Roman" w:hAnsi="Times New Roman" w:cs="Times New Roman"/>
-                <w:sz w:val="28"/>
-                <w:szCs w:val="28"/>
-              </w:rPr>
-              <w:t>Редактировать</w:t>
-            </w:r>
-            <w:r>
-              <w:rPr>
-                <w:rFonts w:ascii="Times New Roman" w:hAnsi="Times New Roman" w:cs="Times New Roman"/>
-                <w:sz w:val="28"/>
-                <w:szCs w:val="28"/>
-              </w:rPr>
-              <w:t>»</w:t>
+              <w:t>Нажать кнопку «Редактировать»</w:t>
             </w:r>
           </w:p>
           <w:p>
@@ -2077,23 +1980,7 @@
                 <w:sz w:val="28"/>
                 <w:szCs w:val="28"/>
               </w:rPr>
-              <w:t xml:space="preserve">Открыть существующую </w:t>
-            </w:r>
-            <w:r>
-              <w:rPr>
-                <w:rFonts w:ascii="Times New Roman" w:hAnsi="Times New Roman" w:cs="Times New Roman"/>
-                <w:sz w:val="28"/>
-                <w:szCs w:val="28"/>
-              </w:rPr>
-              <w:t xml:space="preserve">активную </w:t>
-            </w:r>
-            <w:r>
-              <w:rPr>
-                <w:rFonts w:ascii="Times New Roman" w:hAnsi="Times New Roman" w:cs="Times New Roman"/>
-                <w:sz w:val="28"/>
-                <w:szCs w:val="28"/>
-              </w:rPr>
-              <w:t xml:space="preserve">запись </w:t>
+              <w:t xml:space="preserve">Открыть существующую активную запись </w:t>
             </w:r>
           </w:p>
           <w:p>
@@ -2333,23 +2220,7 @@
                 <w:sz w:val="28"/>
                 <w:szCs w:val="28"/>
               </w:rPr>
-              <w:t>Отметка повреждения на карточке авто (</w:t>
-            </w:r>
-            <w:r>
-              <w:rPr>
-                <w:rFonts w:ascii="Times New Roman" w:hAnsi="Times New Roman" w:cs="Times New Roman"/>
-                <w:sz w:val="28"/>
-                <w:szCs w:val="28"/>
-              </w:rPr>
-              <w:t>с</w:t>
-            </w:r>
-            <w:r>
-              <w:rPr>
-                <w:rFonts w:ascii="Times New Roman" w:hAnsi="Times New Roman" w:cs="Times New Roman"/>
-                <w:sz w:val="28"/>
-                <w:szCs w:val="28"/>
-              </w:rPr>
-              <w:t xml:space="preserve"> фото)</w:t>
+              <w:t>Отметка повреждения на карточке авто (с фото)</w:t>
             </w:r>
           </w:p>
         </w:tc>
@@ -2718,15 +2589,7 @@
                 <w:sz w:val="28"/>
                 <w:szCs w:val="28"/>
               </w:rPr>
-              <w:t>Открыть существующую активную запись</w:t>
-            </w:r>
-            <w:r>
-              <w:rPr>
-                <w:rFonts w:ascii="Times New Roman" w:hAnsi="Times New Roman" w:cs="Times New Roman"/>
-                <w:sz w:val="28"/>
-                <w:szCs w:val="28"/>
-              </w:rPr>
-              <w:t xml:space="preserve"> с повреждениями</w:t>
+              <w:t>Открыть существующую активную запись с повреждениями</w:t>
             </w:r>
           </w:p>
           <w:p>
@@ -2751,15 +2614,7 @@
                 <w:sz w:val="28"/>
                 <w:szCs w:val="28"/>
               </w:rPr>
-              <w:t>Нажать на маркер повреждения</w:t>
-            </w:r>
-            <w:r>
-              <w:rPr>
-                <w:rFonts w:ascii="Times New Roman" w:hAnsi="Times New Roman" w:cs="Times New Roman"/>
-                <w:sz w:val="28"/>
-                <w:szCs w:val="28"/>
-              </w:rPr>
-              <w:t xml:space="preserve"> </w:t>
+              <w:t xml:space="preserve">Нажать на маркер повреждения </w:t>
             </w:r>
           </w:p>
           <w:p>
@@ -3292,39 +3147,7 @@
                 <w:sz w:val="28"/>
                 <w:szCs w:val="28"/>
               </w:rPr>
-              <w:t>Открыть</w:t>
-            </w:r>
-            <w:r>
-              <w:rPr>
-                <w:rFonts w:ascii="Times New Roman" w:hAnsi="Times New Roman" w:cs="Times New Roman"/>
-                <w:sz w:val="28"/>
-                <w:szCs w:val="28"/>
-              </w:rPr>
-              <w:t xml:space="preserve"> </w:t>
-            </w:r>
-            <w:r>
-              <w:rPr>
-                <w:rFonts w:ascii="Times New Roman" w:hAnsi="Times New Roman" w:cs="Times New Roman"/>
-                <w:sz w:val="28"/>
-                <w:szCs w:val="28"/>
-              </w:rPr>
-              <w:t>существующую</w:t>
-            </w:r>
-            <w:r>
-              <w:rPr>
-                <w:rFonts w:ascii="Times New Roman" w:hAnsi="Times New Roman" w:cs="Times New Roman"/>
-                <w:sz w:val="28"/>
-                <w:szCs w:val="28"/>
-              </w:rPr>
-              <w:t xml:space="preserve"> </w:t>
-            </w:r>
-            <w:r>
-              <w:rPr>
-                <w:rFonts w:ascii="Times New Roman" w:hAnsi="Times New Roman" w:cs="Times New Roman"/>
-                <w:sz w:val="28"/>
-                <w:szCs w:val="28"/>
-              </w:rPr>
-              <w:t>запись</w:t>
+              <w:t>Открыть существующую запись</w:t>
             </w:r>
           </w:p>
           <w:p>
@@ -3443,15 +3266,7 @@
                 <w:sz w:val="28"/>
                 <w:szCs w:val="28"/>
               </w:rPr>
-              <w:t>открылся</w:t>
-            </w:r>
-            <w:r>
-              <w:rPr>
-                <w:rFonts w:ascii="Times New Roman" w:hAnsi="Times New Roman" w:cs="Times New Roman"/>
-                <w:sz w:val="28"/>
-                <w:szCs w:val="28"/>
-              </w:rPr>
-              <w:t xml:space="preserve"> </w:t>
+              <w:t xml:space="preserve">открылся </w:t>
             </w:r>
             <w:r>
               <w:rPr>
@@ -4822,23 +4637,7 @@
                 <w:sz w:val="28"/>
                 <w:szCs w:val="28"/>
               </w:rPr>
-              <w:t>Нажать кнопку «</w:t>
-            </w:r>
-            <w:r>
-              <w:rPr>
-                <w:rFonts w:ascii="Times New Roman" w:hAnsi="Times New Roman" w:cs="Times New Roman"/>
-                <w:sz w:val="28"/>
-                <w:szCs w:val="28"/>
-              </w:rPr>
-              <w:t>Пароль</w:t>
-            </w:r>
-            <w:r>
-              <w:rPr>
-                <w:rFonts w:ascii="Times New Roman" w:hAnsi="Times New Roman" w:cs="Times New Roman"/>
-                <w:sz w:val="28"/>
-                <w:szCs w:val="28"/>
-              </w:rPr>
-              <w:t>»</w:t>
+              <w:t>Нажать кнопку «Пароль»</w:t>
             </w:r>
           </w:p>
           <w:p>
@@ -5455,23 +5254,7 @@
                 <w:sz w:val="28"/>
                 <w:szCs w:val="28"/>
               </w:rPr>
-              <w:t>Экспорт заяв</w:t>
-            </w:r>
-            <w:r>
-              <w:rPr>
-                <w:rFonts w:ascii="Times New Roman" w:hAnsi="Times New Roman" w:cs="Times New Roman"/>
-                <w:sz w:val="28"/>
-                <w:szCs w:val="28"/>
-              </w:rPr>
-              <w:t>ки</w:t>
-            </w:r>
-            <w:r>
-              <w:rPr>
-                <w:rFonts w:ascii="Times New Roman" w:hAnsi="Times New Roman" w:cs="Times New Roman"/>
-                <w:sz w:val="28"/>
-                <w:szCs w:val="28"/>
-              </w:rPr>
-              <w:t xml:space="preserve"> </w:t>
+              <w:t xml:space="preserve">Экспорт заявки </w:t>
             </w:r>
             <w:r>
               <w:rPr>
@@ -5560,23 +5343,7 @@
                 <w:sz w:val="28"/>
                 <w:szCs w:val="28"/>
               </w:rPr>
-              <w:t>Зайти на вкладку</w:t>
-            </w:r>
-            <w:r>
-              <w:rPr>
-                <w:rFonts w:ascii="Times New Roman" w:hAnsi="Times New Roman" w:cs="Times New Roman"/>
-                <w:sz w:val="28"/>
-                <w:szCs w:val="28"/>
-              </w:rPr>
-              <w:t xml:space="preserve"> </w:t>
-            </w:r>
-            <w:r>
-              <w:rPr>
-                <w:rFonts w:ascii="Times New Roman" w:hAnsi="Times New Roman" w:cs="Times New Roman"/>
-                <w:sz w:val="28"/>
-                <w:szCs w:val="28"/>
-              </w:rPr>
-              <w:t>«Заявки»</w:t>
+              <w:t>Зайти на вкладку «Заявки»</w:t>
             </w:r>
           </w:p>
           <w:p>
@@ -5694,23 +5461,7 @@
                 <w:sz w:val="28"/>
                 <w:szCs w:val="28"/>
               </w:rPr>
-              <w:t>с данными заяв</w:t>
-            </w:r>
-            <w:r>
-              <w:rPr>
-                <w:rFonts w:ascii="Times New Roman" w:hAnsi="Times New Roman" w:cs="Times New Roman"/>
-                <w:sz w:val="28"/>
-                <w:szCs w:val="28"/>
-              </w:rPr>
-              <w:t>ки</w:t>
-            </w:r>
-            <w:r>
-              <w:rPr>
-                <w:rFonts w:ascii="Times New Roman" w:hAnsi="Times New Roman" w:cs="Times New Roman"/>
-                <w:sz w:val="28"/>
-                <w:szCs w:val="28"/>
-              </w:rPr>
-              <w:t xml:space="preserve"> (+ поля заказ-наряд и сумма)</w:t>
+              <w:t>с данными заявки (+ поля заказ-наряд и сумма)</w:t>
             </w:r>
           </w:p>
         </w:tc>
@@ -5761,23 +5512,7 @@
                 <w:sz w:val="28"/>
                 <w:szCs w:val="28"/>
               </w:rPr>
-              <w:t>с данными заяв</w:t>
-            </w:r>
-            <w:r>
-              <w:rPr>
-                <w:rFonts w:ascii="Times New Roman" w:hAnsi="Times New Roman" w:cs="Times New Roman"/>
-                <w:sz w:val="28"/>
-                <w:szCs w:val="28"/>
-              </w:rPr>
-              <w:t>ки</w:t>
-            </w:r>
-            <w:r>
-              <w:rPr>
-                <w:rFonts w:ascii="Times New Roman" w:hAnsi="Times New Roman" w:cs="Times New Roman"/>
-                <w:sz w:val="28"/>
-                <w:szCs w:val="28"/>
-              </w:rPr>
-              <w:t xml:space="preserve"> (+ поля заказ-наряд и сумма)</w:t>
+              <w:t>с данными заявки (+ поля заказ-наряд и сумма)</w:t>
             </w:r>
           </w:p>
         </w:tc>
@@ -5809,6 +5544,555 @@
         </w:tc>
       </w:tr>
     </w:tbl>
+    <w:p>
+      <w:pPr>
+        <w:pStyle w:val="a7"/>
+        <w:numPr>
+          <w:ilvl w:val="1"/>
+          <w:numId w:val="14"/>
+        </w:numPr>
+        <w:spacing w:after="0" w:line="360" w:lineRule="auto"/>
+        <w:ind w:left="0" w:firstLine="709"/>
+        <w:jc w:val="both"/>
+        <w:rPr>
+          <w:rFonts w:ascii="Times New Roman" w:hAnsi="Times New Roman" w:cs="Times New Roman"/>
+          <w:sz w:val="28"/>
+          <w:szCs w:val="28"/>
+        </w:rPr>
+      </w:pPr>
+      <w:r>
+        <w:rPr>
+          <w:rFonts w:ascii="Times New Roman" w:hAnsi="Times New Roman" w:cs="Times New Roman"/>
+          <w:sz w:val="28"/>
+          <w:szCs w:val="28"/>
+        </w:rPr>
+        <w:t>Модульное тестирование</w:t>
+      </w:r>
+    </w:p>
+    <w:p>
+      <w:pPr>
+        <w:pStyle w:val="a7"/>
+        <w:spacing w:after="0" w:line="360" w:lineRule="auto"/>
+        <w:ind w:left="709"/>
+        <w:jc w:val="both"/>
+        <w:rPr>
+          <w:rFonts w:ascii="Times New Roman" w:hAnsi="Times New Roman" w:cs="Times New Roman"/>
+          <w:sz w:val="28"/>
+          <w:szCs w:val="28"/>
+        </w:rPr>
+      </w:pPr>
+      <w:r>
+        <w:rPr>
+          <w:rFonts w:ascii="Times New Roman" w:hAnsi="Times New Roman" w:cs="Times New Roman"/>
+          <w:sz w:val="28"/>
+          <w:szCs w:val="28"/>
+        </w:rPr>
+        <w:t xml:space="preserve">В рамках проведения модульного тестирования были написаны модульные авто-тесты для тестирования основного </w:t>
+      </w:r>
+      <w:r>
+        <w:rPr>
+          <w:rFonts w:ascii="Times New Roman" w:hAnsi="Times New Roman" w:cs="Times New Roman"/>
+          <w:sz w:val="28"/>
+          <w:szCs w:val="28"/>
+          <w:lang w:val="en-US"/>
+        </w:rPr>
+        <w:t>CRUD</w:t>
+      </w:r>
+      <w:r>
+        <w:rPr>
+          <w:rFonts w:ascii="Times New Roman" w:hAnsi="Times New Roman" w:cs="Times New Roman"/>
+          <w:sz w:val="28"/>
+          <w:szCs w:val="28"/>
+        </w:rPr>
+        <w:t>-</w:t>
+      </w:r>
+      <w:r>
+        <w:rPr>
+          <w:rFonts w:ascii="Times New Roman" w:hAnsi="Times New Roman" w:cs="Times New Roman"/>
+          <w:sz w:val="28"/>
+          <w:szCs w:val="28"/>
+        </w:rPr>
+        <w:t>функционала:</w:t>
+      </w:r>
+    </w:p>
+    <w:p>
+      <w:pPr>
+        <w:pStyle w:val="a7"/>
+        <w:numPr>
+          <w:ilvl w:val="0"/>
+          <w:numId w:val="25"/>
+        </w:numPr>
+        <w:spacing w:after="0" w:line="360" w:lineRule="auto"/>
+        <w:ind w:left="0" w:firstLine="709"/>
+        <w:jc w:val="both"/>
+        <w:rPr>
+          <w:rFonts w:ascii="Times New Roman" w:hAnsi="Times New Roman" w:cs="Times New Roman"/>
+          <w:sz w:val="28"/>
+          <w:szCs w:val="28"/>
+        </w:rPr>
+      </w:pPr>
+      <w:r>
+        <w:rPr>
+          <w:rFonts w:ascii="Times New Roman" w:hAnsi="Times New Roman" w:cs="Times New Roman"/>
+          <w:sz w:val="28"/>
+          <w:szCs w:val="28"/>
+        </w:rPr>
+        <w:t>Создание заявки</w:t>
+      </w:r>
+    </w:p>
+    <w:p>
+      <w:pPr>
+        <w:pStyle w:val="a7"/>
+        <w:numPr>
+          <w:ilvl w:val="0"/>
+          <w:numId w:val="25"/>
+        </w:numPr>
+        <w:spacing w:after="0" w:line="360" w:lineRule="auto"/>
+        <w:ind w:left="0" w:firstLine="709"/>
+        <w:jc w:val="both"/>
+        <w:rPr>
+          <w:rFonts w:ascii="Times New Roman" w:hAnsi="Times New Roman" w:cs="Times New Roman"/>
+          <w:sz w:val="28"/>
+          <w:szCs w:val="28"/>
+        </w:rPr>
+      </w:pPr>
+      <w:r>
+        <w:rPr>
+          <w:rFonts w:ascii="Times New Roman" w:hAnsi="Times New Roman" w:cs="Times New Roman"/>
+          <w:sz w:val="28"/>
+          <w:szCs w:val="28"/>
+        </w:rPr>
+        <w:t>Просмотр списка заявок</w:t>
+      </w:r>
+    </w:p>
+    <w:p>
+      <w:pPr>
+        <w:pStyle w:val="a7"/>
+        <w:numPr>
+          <w:ilvl w:val="0"/>
+          <w:numId w:val="25"/>
+        </w:numPr>
+        <w:spacing w:after="0" w:line="360" w:lineRule="auto"/>
+        <w:ind w:left="0" w:firstLine="709"/>
+        <w:jc w:val="both"/>
+        <w:rPr>
+          <w:rFonts w:ascii="Times New Roman" w:hAnsi="Times New Roman" w:cs="Times New Roman"/>
+          <w:sz w:val="28"/>
+          <w:szCs w:val="28"/>
+        </w:rPr>
+      </w:pPr>
+      <w:r>
+        <w:rPr>
+          <w:rFonts w:ascii="Times New Roman" w:hAnsi="Times New Roman" w:cs="Times New Roman"/>
+          <w:sz w:val="28"/>
+          <w:szCs w:val="28"/>
+        </w:rPr>
+        <w:t>Просмотр деталей заявки</w:t>
+      </w:r>
+    </w:p>
+    <w:p>
+      <w:pPr>
+        <w:pStyle w:val="a7"/>
+        <w:numPr>
+          <w:ilvl w:val="0"/>
+          <w:numId w:val="25"/>
+        </w:numPr>
+        <w:spacing w:after="0" w:line="360" w:lineRule="auto"/>
+        <w:ind w:left="0" w:firstLine="709"/>
+        <w:jc w:val="both"/>
+        <w:rPr>
+          <w:rFonts w:ascii="Times New Roman" w:hAnsi="Times New Roman" w:cs="Times New Roman"/>
+          <w:sz w:val="28"/>
+          <w:szCs w:val="28"/>
+        </w:rPr>
+      </w:pPr>
+      <w:r>
+        <w:rPr>
+          <w:rFonts w:ascii="Times New Roman" w:hAnsi="Times New Roman" w:cs="Times New Roman"/>
+          <w:sz w:val="28"/>
+          <w:szCs w:val="28"/>
+        </w:rPr>
+        <w:t>Редактирование заявки</w:t>
+      </w:r>
+    </w:p>
+    <w:p>
+      <w:pPr>
+        <w:pStyle w:val="a7"/>
+        <w:numPr>
+          <w:ilvl w:val="0"/>
+          <w:numId w:val="25"/>
+        </w:numPr>
+        <w:spacing w:after="0" w:line="360" w:lineRule="auto"/>
+        <w:ind w:left="0" w:firstLine="709"/>
+        <w:jc w:val="both"/>
+        <w:rPr>
+          <w:rFonts w:ascii="Times New Roman" w:hAnsi="Times New Roman" w:cs="Times New Roman"/>
+          <w:sz w:val="28"/>
+          <w:szCs w:val="28"/>
+        </w:rPr>
+      </w:pPr>
+      <w:r>
+        <w:rPr>
+          <w:rFonts w:ascii="Times New Roman" w:hAnsi="Times New Roman" w:cs="Times New Roman"/>
+          <w:sz w:val="28"/>
+          <w:szCs w:val="28"/>
+        </w:rPr>
+        <w:t>Удаление заявки</w:t>
+      </w:r>
+    </w:p>
+    <w:p>
+      <w:pPr>
+        <w:pStyle w:val="a7"/>
+        <w:numPr>
+          <w:ilvl w:val="0"/>
+          <w:numId w:val="25"/>
+        </w:numPr>
+        <w:spacing w:after="0" w:line="360" w:lineRule="auto"/>
+        <w:ind w:left="0" w:firstLine="709"/>
+        <w:jc w:val="both"/>
+        <w:rPr>
+          <w:rFonts w:ascii="Times New Roman" w:hAnsi="Times New Roman" w:cs="Times New Roman"/>
+          <w:sz w:val="28"/>
+          <w:szCs w:val="28"/>
+        </w:rPr>
+      </w:pPr>
+      <w:r>
+        <w:rPr>
+          <w:rFonts w:ascii="Times New Roman" w:hAnsi="Times New Roman" w:cs="Times New Roman"/>
+          <w:sz w:val="28"/>
+          <w:szCs w:val="28"/>
+        </w:rPr>
+        <w:t>Начало осмотра (смена статуса на "Активна")</w:t>
+      </w:r>
+    </w:p>
+    <w:p>
+      <w:pPr>
+        <w:pStyle w:val="a7"/>
+        <w:numPr>
+          <w:ilvl w:val="0"/>
+          <w:numId w:val="25"/>
+        </w:numPr>
+        <w:spacing w:after="0" w:line="360" w:lineRule="auto"/>
+        <w:ind w:left="0" w:firstLine="709"/>
+        <w:jc w:val="both"/>
+        <w:rPr>
+          <w:rFonts w:ascii="Times New Roman" w:hAnsi="Times New Roman" w:cs="Times New Roman"/>
+          <w:sz w:val="28"/>
+          <w:szCs w:val="28"/>
+        </w:rPr>
+      </w:pPr>
+      <w:r>
+        <w:rPr>
+          <w:rFonts w:ascii="Times New Roman" w:hAnsi="Times New Roman" w:cs="Times New Roman"/>
+          <w:sz w:val="28"/>
+          <w:szCs w:val="28"/>
+        </w:rPr>
+        <w:t>Завершение заявки (смена статуса на "Завершена", расчёт времени)</w:t>
+      </w:r>
+    </w:p>
+    <w:p>
+      <w:pPr>
+        <w:pStyle w:val="a7"/>
+        <w:numPr>
+          <w:ilvl w:val="0"/>
+          <w:numId w:val="25"/>
+        </w:numPr>
+        <w:spacing w:after="0" w:line="360" w:lineRule="auto"/>
+        <w:ind w:left="0" w:firstLine="709"/>
+        <w:jc w:val="both"/>
+        <w:rPr>
+          <w:rFonts w:ascii="Times New Roman" w:hAnsi="Times New Roman" w:cs="Times New Roman"/>
+          <w:sz w:val="28"/>
+          <w:szCs w:val="28"/>
+        </w:rPr>
+      </w:pPr>
+      <w:r>
+        <w:rPr>
+          <w:rFonts w:ascii="Times New Roman" w:hAnsi="Times New Roman" w:cs="Times New Roman"/>
+          <w:sz w:val="28"/>
+          <w:szCs w:val="28"/>
+        </w:rPr>
+        <w:t>Поиск заявки по имени клиента</w:t>
+      </w:r>
+    </w:p>
+    <w:p>
+      <w:pPr>
+        <w:pStyle w:val="a7"/>
+        <w:numPr>
+          <w:ilvl w:val="0"/>
+          <w:numId w:val="25"/>
+        </w:numPr>
+        <w:spacing w:after="0" w:line="360" w:lineRule="auto"/>
+        <w:ind w:left="0" w:firstLine="709"/>
+        <w:jc w:val="both"/>
+        <w:rPr>
+          <w:rFonts w:ascii="Times New Roman" w:hAnsi="Times New Roman" w:cs="Times New Roman"/>
+          <w:sz w:val="28"/>
+          <w:szCs w:val="28"/>
+        </w:rPr>
+      </w:pPr>
+      <w:r>
+        <w:rPr>
+          <w:rFonts w:ascii="Times New Roman" w:hAnsi="Times New Roman" w:cs="Times New Roman"/>
+          <w:sz w:val="28"/>
+          <w:szCs w:val="28"/>
+        </w:rPr>
+        <w:t>Поиск заявки по марке автомобиля</w:t>
+      </w:r>
+    </w:p>
+    <w:p>
+      <w:pPr>
+        <w:pStyle w:val="a7"/>
+        <w:spacing w:after="0" w:line="360" w:lineRule="auto"/>
+        <w:ind w:left="0" w:firstLine="709"/>
+        <w:jc w:val="both"/>
+        <w:rPr>
+          <w:rFonts w:ascii="Times New Roman" w:hAnsi="Times New Roman" w:cs="Times New Roman"/>
+          <w:sz w:val="28"/>
+          <w:szCs w:val="28"/>
+        </w:rPr>
+      </w:pPr>
+      <w:r>
+        <w:rPr>
+          <w:rFonts w:ascii="Times New Roman" w:hAnsi="Times New Roman" w:cs="Times New Roman"/>
+          <w:sz w:val="28"/>
+          <w:szCs w:val="28"/>
+        </w:rPr>
+        <w:t>По результатам все тесты были пройдены успешно:</w:t>
+      </w:r>
+    </w:p>
+    <w:p>
+      <w:pPr>
+        <w:pStyle w:val="a7"/>
+        <w:keepNext/>
+        <w:spacing w:after="0" w:line="360" w:lineRule="auto"/>
+        <w:ind w:left="709"/>
+        <w:jc w:val="center"/>
+      </w:pPr>
+      <w:r>
+        <w:rPr>
+          <w:rFonts w:ascii="Times New Roman" w:hAnsi="Times New Roman" w:cs="Times New Roman"/>
+          <w:sz w:val="28"/>
+          <w:szCs w:val="28"/>
+        </w:rPr>
+        <w:drawing>
+          <wp:inline distT="0" distB="0" distL="0" distR="0" wp14:anchorId="6D34FD65" wp14:editId="24EA03E1">
+            <wp:extent cx="4587638" cy="1341236"/>
+            <wp:effectExtent l="0" t="0" r="3810" b="0"/>
+            <wp:docPr id="1412973024" name="Рисунок 1"/>
+            <wp:cNvGraphicFramePr>
+              <a:graphicFrameLocks xmlns:a="http://schemas.openxmlformats.org/drawingml/2006/main" noChangeAspect="1"/>
+            </wp:cNvGraphicFramePr>
+            <a:graphic xmlns:a="http://schemas.openxmlformats.org/drawingml/2006/main">
+              <a:graphicData uri="http://schemas.openxmlformats.org/drawingml/2006/picture">
+                <pic:pic xmlns:pic="http://schemas.openxmlformats.org/drawingml/2006/picture">
+                  <pic:nvPicPr>
+                    <pic:cNvPr id="1412973024" name=""/>
+                    <pic:cNvPicPr/>
+                  </pic:nvPicPr>
+                  <pic:blipFill>
+                    <a:blip r:embed="rId7"/>
+                    <a:stretch>
+                      <a:fillRect/>
+                    </a:stretch>
+                  </pic:blipFill>
+                  <pic:spPr>
+                    <a:xfrm>
+                      <a:off x="0" y="0"/>
+                      <a:ext cx="4587638" cy="1341236"/>
+                    </a:xfrm>
+                    <a:prstGeom prst="rect">
+                      <a:avLst/>
+                    </a:prstGeom>
+                  </pic:spPr>
+                </pic:pic>
+              </a:graphicData>
+            </a:graphic>
+          </wp:inline>
+        </w:drawing>
+      </w:r>
+    </w:p>
+    <w:p>
+      <w:pPr>
+        <w:pStyle w:val="af1"/>
+        <w:spacing w:after="0" w:line="360" w:lineRule="auto"/>
+        <w:ind w:firstLine="709"/>
+        <w:jc w:val="center"/>
+        <w:rPr>
+          <w:rFonts w:ascii="Times New Roman" w:hAnsi="Times New Roman" w:cs="Times New Roman"/>
+          <w:i w:val="0"/>
+          <w:iCs w:val="0"/>
+          <w:color w:val="000000" w:themeColor="text1"/>
+          <w:sz w:val="28"/>
+          <w:szCs w:val="28"/>
+        </w:rPr>
+      </w:pPr>
+      <w:r>
+        <w:rPr>
+          <w:rFonts w:ascii="Times New Roman" w:hAnsi="Times New Roman" w:cs="Times New Roman"/>
+          <w:i w:val="0"/>
+          <w:iCs w:val="0"/>
+          <w:color w:val="000000" w:themeColor="text1"/>
+          <w:sz w:val="28"/>
+          <w:szCs w:val="28"/>
+        </w:rPr>
+        <w:t xml:space="preserve">Рисунок </w:t>
+      </w:r>
+      <w:r>
+        <w:rPr>
+          <w:rFonts w:ascii="Times New Roman" w:hAnsi="Times New Roman" w:cs="Times New Roman"/>
+          <w:i w:val="0"/>
+          <w:iCs w:val="0"/>
+          <w:color w:val="000000" w:themeColor="text1"/>
+          <w:sz w:val="28"/>
+          <w:szCs w:val="28"/>
+        </w:rPr>
+        <w:fldChar w:fldCharType="begin"/>
+      </w:r>
+      <w:r>
+        <w:rPr>
+          <w:rFonts w:ascii="Times New Roman" w:hAnsi="Times New Roman" w:cs="Times New Roman"/>
+          <w:i w:val="0"/>
+          <w:iCs w:val="0"/>
+          <w:color w:val="000000" w:themeColor="text1"/>
+          <w:sz w:val="28"/>
+          <w:szCs w:val="28"/>
+        </w:rPr>
+        <w:instrText xml:space="preserve"> SEQ Рисунок \* ARABIC </w:instrText>
+      </w:r>
+      <w:r>
+        <w:rPr>
+          <w:rFonts w:ascii="Times New Roman" w:hAnsi="Times New Roman" w:cs="Times New Roman"/>
+          <w:i w:val="0"/>
+          <w:iCs w:val="0"/>
+          <w:color w:val="000000" w:themeColor="text1"/>
+          <w:sz w:val="28"/>
+          <w:szCs w:val="28"/>
+        </w:rPr>
+        <w:fldChar w:fldCharType="separate"/>
+      </w:r>
+      <w:r>
+        <w:rPr>
+          <w:rFonts w:ascii="Times New Roman" w:hAnsi="Times New Roman" w:cs="Times New Roman"/>
+          <w:i w:val="0"/>
+          <w:iCs w:val="0"/>
+          <w:noProof/>
+          <w:color w:val="000000" w:themeColor="text1"/>
+          <w:sz w:val="28"/>
+          <w:szCs w:val="28"/>
+        </w:rPr>
+        <w:t>1</w:t>
+      </w:r>
+      <w:r>
+        <w:rPr>
+          <w:rFonts w:ascii="Times New Roman" w:hAnsi="Times New Roman" w:cs="Times New Roman"/>
+          <w:i w:val="0"/>
+          <w:iCs w:val="0"/>
+          <w:color w:val="000000" w:themeColor="text1"/>
+          <w:sz w:val="28"/>
+          <w:szCs w:val="28"/>
+        </w:rPr>
+        <w:fldChar w:fldCharType="end"/>
+      </w:r>
+      <w:r>
+        <w:rPr>
+          <w:rFonts w:ascii="Times New Roman" w:hAnsi="Times New Roman" w:cs="Times New Roman"/>
+          <w:i w:val="0"/>
+          <w:iCs w:val="0"/>
+          <w:color w:val="000000" w:themeColor="text1"/>
+          <w:sz w:val="28"/>
+          <w:szCs w:val="28"/>
+        </w:rPr>
+        <w:t>. Результат тестирования</w:t>
+      </w:r>
+    </w:p>
+    <w:p>
+      <w:pPr>
+        <w:pStyle w:val="a7"/>
+        <w:spacing w:after="0" w:line="360" w:lineRule="auto"/>
+        <w:ind w:left="0" w:firstLine="709"/>
+        <w:rPr>
+          <w:rFonts w:ascii="Times New Roman" w:hAnsi="Times New Roman" w:cs="Times New Roman"/>
+          <w:sz w:val="28"/>
+          <w:szCs w:val="28"/>
+        </w:rPr>
+      </w:pPr>
+      <w:r>
+        <w:rPr>
+          <w:rFonts w:ascii="Times New Roman" w:hAnsi="Times New Roman" w:cs="Times New Roman"/>
+          <w:sz w:val="28"/>
+          <w:szCs w:val="28"/>
+        </w:rPr>
+        <w:t xml:space="preserve">(Полный код всех тестов представлен в проекте в файле </w:t>
+      </w:r>
+      <w:r>
+        <w:rPr>
+          <w:rFonts w:ascii="Times New Roman" w:hAnsi="Times New Roman" w:cs="Times New Roman"/>
+          <w:sz w:val="28"/>
+          <w:szCs w:val="28"/>
+          <w:lang w:val="en-US"/>
+        </w:rPr>
+        <w:t>test</w:t>
+      </w:r>
+      <w:r>
+        <w:rPr>
+          <w:rFonts w:ascii="Times New Roman" w:hAnsi="Times New Roman" w:cs="Times New Roman"/>
+          <w:sz w:val="28"/>
+          <w:szCs w:val="28"/>
+        </w:rPr>
+        <w:t>.</w:t>
+      </w:r>
+      <w:proofErr w:type="spellStart"/>
+      <w:r>
+        <w:rPr>
+          <w:rFonts w:ascii="Times New Roman" w:hAnsi="Times New Roman" w:cs="Times New Roman"/>
+          <w:sz w:val="28"/>
+          <w:szCs w:val="28"/>
+          <w:lang w:val="en-US"/>
+        </w:rPr>
+        <w:t>py</w:t>
+      </w:r>
+      <w:proofErr w:type="spellEnd"/>
+      <w:r>
+        <w:rPr>
+          <w:rFonts w:ascii="Times New Roman" w:hAnsi="Times New Roman" w:cs="Times New Roman"/>
+          <w:sz w:val="28"/>
+          <w:szCs w:val="28"/>
+        </w:rPr>
+        <w:t xml:space="preserve"> </w:t>
+      </w:r>
+      <w:r>
+        <w:rPr>
+          <w:rFonts w:ascii="Times New Roman" w:hAnsi="Times New Roman" w:cs="Times New Roman"/>
+          <w:sz w:val="28"/>
+          <w:szCs w:val="28"/>
+          <w:lang w:val="en-US"/>
+        </w:rPr>
+        <w:t>GitHub</w:t>
+      </w:r>
+      <w:r>
+        <w:rPr>
+          <w:rFonts w:ascii="Times New Roman" w:hAnsi="Times New Roman" w:cs="Times New Roman"/>
+          <w:sz w:val="28"/>
+          <w:szCs w:val="28"/>
+        </w:rPr>
+        <w:t xml:space="preserve"> </w:t>
+      </w:r>
+      <w:hyperlink r:id="rId8" w:history="1">
+        <w:r>
+          <w:rPr>
+            <w:rStyle w:val="af2"/>
+            <w:rFonts w:ascii="Times New Roman" w:hAnsi="Times New Roman" w:cs="Times New Roman"/>
+            <w:sz w:val="28"/>
+            <w:szCs w:val="28"/>
+          </w:rPr>
+          <w:t>https://github.com/kukur1k/LAction</w:t>
+        </w:r>
+      </w:hyperlink>
+      <w:r>
+        <w:t>)</w:t>
+      </w:r>
+    </w:p>
     <w:p>
       <w:pPr>
         <w:pStyle w:val="a7"/>
@@ -5861,6 +6145,7 @@
           <w:sz w:val="28"/>
           <w:szCs w:val="28"/>
         </w:rPr>
+        <w:lastRenderedPageBreak/>
         <w:t xml:space="preserve">В рамках проведения </w:t>
       </w:r>
       <w:r>
@@ -6245,6 +6530,119 @@
     </w:lvl>
   </w:abstractNum>
   <w:abstractNum w:abstractNumId="1" w15:restartNumberingAfterBreak="0">
+    <w:nsid w:val="02977FF8"/>
+    <w:multiLevelType w:val="hybridMultilevel"/>
+    <w:tmpl w:val="FCF4C1F4"/>
+    <w:lvl w:ilvl="0" w:tplc="0DF6026E">
+      <w:start w:val="1"/>
+      <w:numFmt w:val="bullet"/>
+      <w:lvlText w:val="-"/>
+      <w:lvlJc w:val="left"/>
+      <w:pPr>
+        <w:ind w:left="1429" w:hanging="360"/>
+      </w:pPr>
+      <w:rPr>
+        <w:rFonts w:ascii="Times New Roman" w:hAnsi="Times New Roman" w:cs="Times New Roman" w:hint="default"/>
+      </w:rPr>
+    </w:lvl>
+    <w:lvl w:ilvl="1" w:tplc="FFFFFFFF" w:tentative="1">
+      <w:start w:val="1"/>
+      <w:numFmt w:val="bullet"/>
+      <w:lvlText w:val="o"/>
+      <w:lvlJc w:val="left"/>
+      <w:pPr>
+        <w:ind w:left="2149" w:hanging="360"/>
+      </w:pPr>
+      <w:rPr>
+        <w:rFonts w:ascii="Courier New" w:hAnsi="Courier New" w:cs="Courier New" w:hint="default"/>
+      </w:rPr>
+    </w:lvl>
+    <w:lvl w:ilvl="2" w:tplc="FFFFFFFF" w:tentative="1">
+      <w:start w:val="1"/>
+      <w:numFmt w:val="bullet"/>
+      <w:lvlText w:val=""/>
+      <w:lvlJc w:val="left"/>
+      <w:pPr>
+        <w:ind w:left="2869" w:hanging="360"/>
+      </w:pPr>
+      <w:rPr>
+        <w:rFonts w:ascii="Wingdings" w:hAnsi="Wingdings" w:hint="default"/>
+      </w:rPr>
+    </w:lvl>
+    <w:lvl w:ilvl="3" w:tplc="FFFFFFFF" w:tentative="1">
+      <w:start w:val="1"/>
+      <w:numFmt w:val="bullet"/>
+      <w:lvlText w:val=""/>
+      <w:lvlJc w:val="left"/>
+      <w:pPr>
+        <w:ind w:left="3589" w:hanging="360"/>
+      </w:pPr>
+      <w:rPr>
+        <w:rFonts w:ascii="Symbol" w:hAnsi="Symbol" w:hint="default"/>
+      </w:rPr>
+    </w:lvl>
+    <w:lvl w:ilvl="4" w:tplc="FFFFFFFF" w:tentative="1">
+      <w:start w:val="1"/>
+      <w:numFmt w:val="bullet"/>
+      <w:lvlText w:val="o"/>
+      <w:lvlJc w:val="left"/>
+      <w:pPr>
+        <w:ind w:left="4309" w:hanging="360"/>
+      </w:pPr>
+      <w:rPr>
+        <w:rFonts w:ascii="Courier New" w:hAnsi="Courier New" w:cs="Courier New" w:hint="default"/>
+      </w:rPr>
+    </w:lvl>
+    <w:lvl w:ilvl="5" w:tplc="FFFFFFFF" w:tentative="1">
+      <w:start w:val="1"/>
+      <w:numFmt w:val="bullet"/>
+      <w:lvlText w:val=""/>
+      <w:lvlJc w:val="left"/>
+      <w:pPr>
+        <w:ind w:left="5029" w:hanging="360"/>
+      </w:pPr>
+      <w:rPr>
+        <w:rFonts w:ascii="Wingdings" w:hAnsi="Wingdings" w:hint="default"/>
+      </w:rPr>
+    </w:lvl>
+    <w:lvl w:ilvl="6" w:tplc="FFFFFFFF" w:tentative="1">
+      <w:start w:val="1"/>
+      <w:numFmt w:val="bullet"/>
+      <w:lvlText w:val=""/>
+      <w:lvlJc w:val="left"/>
+      <w:pPr>
+        <w:ind w:left="5749" w:hanging="360"/>
+      </w:pPr>
+      <w:rPr>
+        <w:rFonts w:ascii="Symbol" w:hAnsi="Symbol" w:hint="default"/>
+      </w:rPr>
+    </w:lvl>
+    <w:lvl w:ilvl="7" w:tplc="FFFFFFFF" w:tentative="1">
+      <w:start w:val="1"/>
+      <w:numFmt w:val="bullet"/>
+      <w:lvlText w:val="o"/>
+      <w:lvlJc w:val="left"/>
+      <w:pPr>
+        <w:ind w:left="6469" w:hanging="360"/>
+      </w:pPr>
+      <w:rPr>
+        <w:rFonts w:ascii="Courier New" w:hAnsi="Courier New" w:cs="Courier New" w:hint="default"/>
+      </w:rPr>
+    </w:lvl>
+    <w:lvl w:ilvl="8" w:tplc="FFFFFFFF" w:tentative="1">
+      <w:start w:val="1"/>
+      <w:numFmt w:val="bullet"/>
+      <w:lvlText w:val=""/>
+      <w:lvlJc w:val="left"/>
+      <w:pPr>
+        <w:ind w:left="7189" w:hanging="360"/>
+      </w:pPr>
+      <w:rPr>
+        <w:rFonts w:ascii="Wingdings" w:hAnsi="Wingdings" w:hint="default"/>
+      </w:rPr>
+    </w:lvl>
+  </w:abstractNum>
+  <w:abstractNum w:abstractNumId="2" w15:restartNumberingAfterBreak="0">
     <w:nsid w:val="0B876E59"/>
     <w:multiLevelType w:val="hybridMultilevel"/>
     <w:tmpl w:val="D4DA3CE8"/>
@@ -6333,7 +6731,7 @@
       </w:pPr>
     </w:lvl>
   </w:abstractNum>
-  <w:abstractNum w:abstractNumId="2" w15:restartNumberingAfterBreak="0">
+  <w:abstractNum w:abstractNumId="3" w15:restartNumberingAfterBreak="0">
     <w:nsid w:val="14263A80"/>
     <w:multiLevelType w:val="hybridMultilevel"/>
     <w:tmpl w:val="92DED834"/>
@@ -6422,7 +6820,7 @@
       </w:pPr>
     </w:lvl>
   </w:abstractNum>
-  <w:abstractNum w:abstractNumId="3" w15:restartNumberingAfterBreak="0">
+  <w:abstractNum w:abstractNumId="4" w15:restartNumberingAfterBreak="0">
     <w:nsid w:val="1BD86EB0"/>
     <w:multiLevelType w:val="hybridMultilevel"/>
     <w:tmpl w:val="92DED834"/>
@@ -6511,7 +6909,7 @@
       </w:pPr>
     </w:lvl>
   </w:abstractNum>
-  <w:abstractNum w:abstractNumId="4" w15:restartNumberingAfterBreak="0">
+  <w:abstractNum w:abstractNumId="5" w15:restartNumberingAfterBreak="0">
     <w:nsid w:val="23ED68B1"/>
     <w:multiLevelType w:val="hybridMultilevel"/>
     <w:tmpl w:val="04C20968"/>
@@ -6600,7 +6998,7 @@
       </w:pPr>
     </w:lvl>
   </w:abstractNum>
-  <w:abstractNum w:abstractNumId="5" w15:restartNumberingAfterBreak="0">
+  <w:abstractNum w:abstractNumId="6" w15:restartNumberingAfterBreak="0">
     <w:nsid w:val="28E519D2"/>
     <w:multiLevelType w:val="hybridMultilevel"/>
     <w:tmpl w:val="04C20968"/>
@@ -6689,7 +7087,7 @@
       </w:pPr>
     </w:lvl>
   </w:abstractNum>
-  <w:abstractNum w:abstractNumId="6" w15:restartNumberingAfterBreak="0">
+  <w:abstractNum w:abstractNumId="7" w15:restartNumberingAfterBreak="0">
     <w:nsid w:val="30684B6B"/>
     <w:multiLevelType w:val="hybridMultilevel"/>
     <w:tmpl w:val="6B0295D8"/>
@@ -6778,7 +7176,7 @@
       </w:pPr>
     </w:lvl>
   </w:abstractNum>
-  <w:abstractNum w:abstractNumId="7" w15:restartNumberingAfterBreak="0">
+  <w:abstractNum w:abstractNumId="8" w15:restartNumberingAfterBreak="0">
     <w:nsid w:val="30CA042A"/>
     <w:multiLevelType w:val="hybridMultilevel"/>
     <w:tmpl w:val="04C20968"/>
@@ -6867,7 +7265,120 @@
       </w:pPr>
     </w:lvl>
   </w:abstractNum>
-  <w:abstractNum w:abstractNumId="8" w15:restartNumberingAfterBreak="0">
+  <w:abstractNum w:abstractNumId="9" w15:restartNumberingAfterBreak="0">
+    <w:nsid w:val="321620F5"/>
+    <w:multiLevelType w:val="hybridMultilevel"/>
+    <w:tmpl w:val="324CEBE8"/>
+    <w:lvl w:ilvl="0" w:tplc="04190001">
+      <w:start w:val="1"/>
+      <w:numFmt w:val="bullet"/>
+      <w:lvlText w:val=""/>
+      <w:lvlJc w:val="left"/>
+      <w:pPr>
+        <w:ind w:left="1429" w:hanging="360"/>
+      </w:pPr>
+      <w:rPr>
+        <w:rFonts w:ascii="Symbol" w:hAnsi="Symbol" w:hint="default"/>
+      </w:rPr>
+    </w:lvl>
+    <w:lvl w:ilvl="1" w:tplc="04190003" w:tentative="1">
+      <w:start w:val="1"/>
+      <w:numFmt w:val="bullet"/>
+      <w:lvlText w:val="o"/>
+      <w:lvlJc w:val="left"/>
+      <w:pPr>
+        <w:ind w:left="2149" w:hanging="360"/>
+      </w:pPr>
+      <w:rPr>
+        <w:rFonts w:ascii="Courier New" w:hAnsi="Courier New" w:cs="Courier New" w:hint="default"/>
+      </w:rPr>
+    </w:lvl>
+    <w:lvl w:ilvl="2" w:tplc="04190005" w:tentative="1">
+      <w:start w:val="1"/>
+      <w:numFmt w:val="bullet"/>
+      <w:lvlText w:val=""/>
+      <w:lvlJc w:val="left"/>
+      <w:pPr>
+        <w:ind w:left="2869" w:hanging="360"/>
+      </w:pPr>
+      <w:rPr>
+        <w:rFonts w:ascii="Wingdings" w:hAnsi="Wingdings" w:hint="default"/>
+      </w:rPr>
+    </w:lvl>
+    <w:lvl w:ilvl="3" w:tplc="04190001" w:tentative="1">
+      <w:start w:val="1"/>
+      <w:numFmt w:val="bullet"/>
+      <w:lvlText w:val=""/>
+      <w:lvlJc w:val="left"/>
+      <w:pPr>
+        <w:ind w:left="3589" w:hanging="360"/>
+      </w:pPr>
+      <w:rPr>
+        <w:rFonts w:ascii="Symbol" w:hAnsi="Symbol" w:hint="default"/>
+      </w:rPr>
+    </w:lvl>
+    <w:lvl w:ilvl="4" w:tplc="04190003" w:tentative="1">
+      <w:start w:val="1"/>
+      <w:numFmt w:val="bullet"/>
+      <w:lvlText w:val="o"/>
+      <w:lvlJc w:val="left"/>
+      <w:pPr>
+        <w:ind w:left="4309" w:hanging="360"/>
+      </w:pPr>
+      <w:rPr>
+        <w:rFonts w:ascii="Courier New" w:hAnsi="Courier New" w:cs="Courier New" w:hint="default"/>
+      </w:rPr>
+    </w:lvl>
+    <w:lvl w:ilvl="5" w:tplc="04190005" w:tentative="1">
+      <w:start w:val="1"/>
+      <w:numFmt w:val="bullet"/>
+      <w:lvlText w:val=""/>
+      <w:lvlJc w:val="left"/>
+      <w:pPr>
+        <w:ind w:left="5029" w:hanging="360"/>
+      </w:pPr>
+      <w:rPr>
+        <w:rFonts w:ascii="Wingdings" w:hAnsi="Wingdings" w:hint="default"/>
+      </w:rPr>
+    </w:lvl>
+    <w:lvl w:ilvl="6" w:tplc="04190001" w:tentative="1">
+      <w:start w:val="1"/>
+      <w:numFmt w:val="bullet"/>
+      <w:lvlText w:val=""/>
+      <w:lvlJc w:val="left"/>
+      <w:pPr>
+        <w:ind w:left="5749" w:hanging="360"/>
+      </w:pPr>
+      <w:rPr>
+        <w:rFonts w:ascii="Symbol" w:hAnsi="Symbol" w:hint="default"/>
+      </w:rPr>
+    </w:lvl>
+    <w:lvl w:ilvl="7" w:tplc="04190003" w:tentative="1">
+      <w:start w:val="1"/>
+      <w:numFmt w:val="bullet"/>
+      <w:lvlText w:val="o"/>
+      <w:lvlJc w:val="left"/>
+      <w:pPr>
+        <w:ind w:left="6469" w:hanging="360"/>
+      </w:pPr>
+      <w:rPr>
+        <w:rFonts w:ascii="Courier New" w:hAnsi="Courier New" w:cs="Courier New" w:hint="default"/>
+      </w:rPr>
+    </w:lvl>
+    <w:lvl w:ilvl="8" w:tplc="04190005" w:tentative="1">
+      <w:start w:val="1"/>
+      <w:numFmt w:val="bullet"/>
+      <w:lvlText w:val=""/>
+      <w:lvlJc w:val="left"/>
+      <w:pPr>
+        <w:ind w:left="7189" w:hanging="360"/>
+      </w:pPr>
+      <w:rPr>
+        <w:rFonts w:ascii="Wingdings" w:hAnsi="Wingdings" w:hint="default"/>
+      </w:rPr>
+    </w:lvl>
+  </w:abstractNum>
+  <w:abstractNum w:abstractNumId="10" w15:restartNumberingAfterBreak="0">
     <w:nsid w:val="4194086A"/>
     <w:multiLevelType w:val="hybridMultilevel"/>
     <w:tmpl w:val="04C20968"/>
@@ -6956,7 +7467,7 @@
       </w:pPr>
     </w:lvl>
   </w:abstractNum>
-  <w:abstractNum w:abstractNumId="9" w15:restartNumberingAfterBreak="0">
+  <w:abstractNum w:abstractNumId="11" w15:restartNumberingAfterBreak="0">
     <w:nsid w:val="42271075"/>
     <w:multiLevelType w:val="multilevel"/>
     <w:tmpl w:val="E1E22290"/>
@@ -7077,7 +7588,7 @@
       </w:rPr>
     </w:lvl>
   </w:abstractNum>
-  <w:abstractNum w:abstractNumId="10" w15:restartNumberingAfterBreak="0">
+  <w:abstractNum w:abstractNumId="12" w15:restartNumberingAfterBreak="0">
     <w:nsid w:val="443905B0"/>
     <w:multiLevelType w:val="hybridMultilevel"/>
     <w:tmpl w:val="CCA8CC90"/>
@@ -7190,7 +7701,7 @@
       </w:rPr>
     </w:lvl>
   </w:abstractNum>
-  <w:abstractNum w:abstractNumId="11" w15:restartNumberingAfterBreak="0">
+  <w:abstractNum w:abstractNumId="13" w15:restartNumberingAfterBreak="0">
     <w:nsid w:val="477C21B2"/>
     <w:multiLevelType w:val="hybridMultilevel"/>
     <w:tmpl w:val="04C20968"/>
@@ -7279,7 +7790,7 @@
       </w:pPr>
     </w:lvl>
   </w:abstractNum>
-  <w:abstractNum w:abstractNumId="12" w15:restartNumberingAfterBreak="0">
+  <w:abstractNum w:abstractNumId="14" w15:restartNumberingAfterBreak="0">
     <w:nsid w:val="48610750"/>
     <w:multiLevelType w:val="hybridMultilevel"/>
     <w:tmpl w:val="5E14A154"/>
@@ -7392,7 +7903,7 @@
       </w:rPr>
     </w:lvl>
   </w:abstractNum>
-  <w:abstractNum w:abstractNumId="13" w15:restartNumberingAfterBreak="0">
+  <w:abstractNum w:abstractNumId="15" w15:restartNumberingAfterBreak="0">
     <w:nsid w:val="4BE003F3"/>
     <w:multiLevelType w:val="hybridMultilevel"/>
     <w:tmpl w:val="65608A88"/>
@@ -7481,7 +7992,7 @@
       </w:pPr>
     </w:lvl>
   </w:abstractNum>
-  <w:abstractNum w:abstractNumId="14" w15:restartNumberingAfterBreak="0">
+  <w:abstractNum w:abstractNumId="16" w15:restartNumberingAfterBreak="0">
     <w:nsid w:val="570654EA"/>
     <w:multiLevelType w:val="hybridMultilevel"/>
     <w:tmpl w:val="92DED834"/>
@@ -7570,7 +8081,7 @@
       </w:pPr>
     </w:lvl>
   </w:abstractNum>
-  <w:abstractNum w:abstractNumId="15" w15:restartNumberingAfterBreak="0">
+  <w:abstractNum w:abstractNumId="17" w15:restartNumberingAfterBreak="0">
     <w:nsid w:val="58BE4295"/>
     <w:multiLevelType w:val="multilevel"/>
     <w:tmpl w:val="52F4CC76"/>
@@ -7691,7 +8202,7 @@
       </w:rPr>
     </w:lvl>
   </w:abstractNum>
-  <w:abstractNum w:abstractNumId="16" w15:restartNumberingAfterBreak="0">
+  <w:abstractNum w:abstractNumId="18" w15:restartNumberingAfterBreak="0">
     <w:nsid w:val="5F23067E"/>
     <w:multiLevelType w:val="hybridMultilevel"/>
     <w:tmpl w:val="92DED834"/>
@@ -7780,7 +8291,7 @@
       </w:pPr>
     </w:lvl>
   </w:abstractNum>
-  <w:abstractNum w:abstractNumId="17" w15:restartNumberingAfterBreak="0">
+  <w:abstractNum w:abstractNumId="19" w15:restartNumberingAfterBreak="0">
     <w:nsid w:val="62C7356A"/>
     <w:multiLevelType w:val="hybridMultilevel"/>
     <w:tmpl w:val="65608A88"/>
@@ -7869,7 +8380,7 @@
       </w:pPr>
     </w:lvl>
   </w:abstractNum>
-  <w:abstractNum w:abstractNumId="18" w15:restartNumberingAfterBreak="0">
+  <w:abstractNum w:abstractNumId="20" w15:restartNumberingAfterBreak="0">
     <w:nsid w:val="68C5273E"/>
     <w:multiLevelType w:val="hybridMultilevel"/>
     <w:tmpl w:val="65608A88"/>
@@ -7958,7 +8469,7 @@
       </w:pPr>
     </w:lvl>
   </w:abstractNum>
-  <w:abstractNum w:abstractNumId="19" w15:restartNumberingAfterBreak="0">
+  <w:abstractNum w:abstractNumId="21" w15:restartNumberingAfterBreak="0">
     <w:nsid w:val="6FC35E16"/>
     <w:multiLevelType w:val="hybridMultilevel"/>
     <w:tmpl w:val="B5D42442"/>
@@ -8047,7 +8558,7 @@
       </w:pPr>
     </w:lvl>
   </w:abstractNum>
-  <w:abstractNum w:abstractNumId="20" w15:restartNumberingAfterBreak="0">
+  <w:abstractNum w:abstractNumId="22" w15:restartNumberingAfterBreak="0">
     <w:nsid w:val="7CA81045"/>
     <w:multiLevelType w:val="hybridMultilevel"/>
     <w:tmpl w:val="8D1E234C"/>
@@ -8136,7 +8647,7 @@
       </w:pPr>
     </w:lvl>
   </w:abstractNum>
-  <w:abstractNum w:abstractNumId="21" w15:restartNumberingAfterBreak="0">
+  <w:abstractNum w:abstractNumId="23" w15:restartNumberingAfterBreak="0">
     <w:nsid w:val="7F1A6679"/>
     <w:multiLevelType w:val="hybridMultilevel"/>
     <w:tmpl w:val="C256F8F2"/>
@@ -8225,7 +8736,7 @@
       </w:pPr>
     </w:lvl>
   </w:abstractNum>
-  <w:abstractNum w:abstractNumId="22" w15:restartNumberingAfterBreak="0">
+  <w:abstractNum w:abstractNumId="24" w15:restartNumberingAfterBreak="0">
     <w:nsid w:val="7F1A6F16"/>
     <w:multiLevelType w:val="hybridMultilevel"/>
     <w:tmpl w:val="65608A88"/>
@@ -8315,73 +8826,79 @@
     </w:lvl>
   </w:abstractNum>
   <w:num w:numId="1" w16cid:durableId="2114280449">
+    <w:abstractNumId w:val="22"/>
+  </w:num>
+  <w:num w:numId="2" w16cid:durableId="2116123305">
+    <w:abstractNumId w:val="5"/>
+  </w:num>
+  <w:num w:numId="3" w16cid:durableId="1763794830">
+    <w:abstractNumId w:val="10"/>
+  </w:num>
+  <w:num w:numId="4" w16cid:durableId="1008750672">
+    <w:abstractNumId w:val="6"/>
+  </w:num>
+  <w:num w:numId="5" w16cid:durableId="1670713337">
+    <w:abstractNumId w:val="8"/>
+  </w:num>
+  <w:num w:numId="6" w16cid:durableId="697656834">
+    <w:abstractNumId w:val="7"/>
+  </w:num>
+  <w:num w:numId="7" w16cid:durableId="650215044">
+    <w:abstractNumId w:val="23"/>
+  </w:num>
+  <w:num w:numId="8" w16cid:durableId="1560938613">
+    <w:abstractNumId w:val="13"/>
+  </w:num>
+  <w:num w:numId="9" w16cid:durableId="1782339921">
+    <w:abstractNumId w:val="15"/>
+  </w:num>
+  <w:num w:numId="10" w16cid:durableId="1784960480">
+    <w:abstractNumId w:val="24"/>
+  </w:num>
+  <w:num w:numId="11" w16cid:durableId="862012374">
     <w:abstractNumId w:val="20"/>
   </w:num>
-  <w:num w:numId="2" w16cid:durableId="2116123305">
+  <w:num w:numId="12" w16cid:durableId="1776096272">
+    <w:abstractNumId w:val="19"/>
+  </w:num>
+  <w:num w:numId="13" w16cid:durableId="1255549179">
+    <w:abstractNumId w:val="2"/>
+  </w:num>
+  <w:num w:numId="14" w16cid:durableId="1667830253">
+    <w:abstractNumId w:val="11"/>
+  </w:num>
+  <w:num w:numId="15" w16cid:durableId="721952407">
     <w:abstractNumId w:val="4"/>
   </w:num>
-  <w:num w:numId="3" w16cid:durableId="1763794830">
-    <w:abstractNumId w:val="8"/>
+  <w:num w:numId="16" w16cid:durableId="1805614677">
+    <w:abstractNumId w:val="16"/>
   </w:num>
-  <w:num w:numId="4" w16cid:durableId="1008750672">
-    <w:abstractNumId w:val="5"/>
+  <w:num w:numId="17" w16cid:durableId="2032145190">
+    <w:abstractNumId w:val="3"/>
   </w:num>
-  <w:num w:numId="5" w16cid:durableId="1670713337">
-    <w:abstractNumId w:val="7"/>
-  </w:num>
-  <w:num w:numId="6" w16cid:durableId="697656834">
-    <w:abstractNumId w:val="6"/>
-  </w:num>
-  <w:num w:numId="7" w16cid:durableId="650215044">
+  <w:num w:numId="18" w16cid:durableId="2116971779">
     <w:abstractNumId w:val="21"/>
   </w:num>
-  <w:num w:numId="8" w16cid:durableId="1560938613">
-    <w:abstractNumId w:val="11"/>
-  </w:num>
-  <w:num w:numId="9" w16cid:durableId="1782339921">
-    <w:abstractNumId w:val="13"/>
-  </w:num>
-  <w:num w:numId="10" w16cid:durableId="1784960480">
-    <w:abstractNumId w:val="22"/>
-  </w:num>
-  <w:num w:numId="11" w16cid:durableId="862012374">
+  <w:num w:numId="19" w16cid:durableId="1289164168">
     <w:abstractNumId w:val="18"/>
   </w:num>
-  <w:num w:numId="12" w16cid:durableId="1776096272">
+  <w:num w:numId="20" w16cid:durableId="878973675">
     <w:abstractNumId w:val="17"/>
-  </w:num>
-  <w:num w:numId="13" w16cid:durableId="1255549179">
-    <w:abstractNumId w:val="1"/>
-  </w:num>
-  <w:num w:numId="14" w16cid:durableId="1667830253">
-    <w:abstractNumId w:val="9"/>
-  </w:num>
-  <w:num w:numId="15" w16cid:durableId="721952407">
-    <w:abstractNumId w:val="3"/>
-  </w:num>
-  <w:num w:numId="16" w16cid:durableId="1805614677">
-    <w:abstractNumId w:val="14"/>
-  </w:num>
-  <w:num w:numId="17" w16cid:durableId="2032145190">
-    <w:abstractNumId w:val="2"/>
-  </w:num>
-  <w:num w:numId="18" w16cid:durableId="2116971779">
-    <w:abstractNumId w:val="19"/>
-  </w:num>
-  <w:num w:numId="19" w16cid:durableId="1289164168">
-    <w:abstractNumId w:val="16"/>
-  </w:num>
-  <w:num w:numId="20" w16cid:durableId="878973675">
-    <w:abstractNumId w:val="15"/>
   </w:num>
   <w:num w:numId="21" w16cid:durableId="353922808">
     <w:abstractNumId w:val="0"/>
   </w:num>
   <w:num w:numId="22" w16cid:durableId="1804469603">
+    <w:abstractNumId w:val="14"/>
+  </w:num>
+  <w:num w:numId="23" w16cid:durableId="2134979935">
     <w:abstractNumId w:val="12"/>
   </w:num>
-  <w:num w:numId="23" w16cid:durableId="2134979935">
-    <w:abstractNumId w:val="10"/>
+  <w:num w:numId="24" w16cid:durableId="1459491875">
+    <w:abstractNumId w:val="9"/>
+  </w:num>
+  <w:num w:numId="25" w16cid:durableId="709500429">
+    <w:abstractNumId w:val="1"/>
   </w:num>
 </w:numbering>
 </file>
@@ -8994,6 +9511,7 @@
   <w:style w:type="character" w:default="1" w:styleId="a0">
     <w:name w:val="Default Paragraph Font"/>
     <w:uiPriority w:val="1"/>
+    <w:semiHidden/>
     <w:unhideWhenUsed/>
   </w:style>
   <w:style w:type="table" w:default="1" w:styleId="a1">
@@ -9395,6 +9913,17 @@
       <w:szCs w:val="18"/>
     </w:rPr>
   </w:style>
+  <w:style w:type="character" w:styleId="af2">
+    <w:name w:val="Hyperlink"/>
+    <w:basedOn w:val="a0"/>
+    <w:uiPriority w:val="99"/>
+    <w:unhideWhenUsed/>
+    <w:rsid w:val="001D288C"/>
+    <w:rPr>
+      <w:color w:val="0563C1" w:themeColor="hyperlink"/>
+      <w:u w:val="single"/>
+    </w:rPr>
+  </w:style>
 </w:styles>
 </file>
 
